--- a/Reportes/poliza_enfermedades_graves.docx
+++ b/Reportes/poliza_enfermedades_graves.docx
@@ -530,62 +530,7 @@
                                   <w:w w:val="105"/>
                                   <w:sz w:val="15"/>
                                 </w:rPr>
-                                <w:t>CAICEDO</w:t>
-                              </w:r>
-                              <w:r>
-                                <w:rPr>
-                                  <w:rFonts w:ascii="Times New Roman"/>
-                                  <w:spacing w:val="-8"/>
-                                  <w:w w:val="105"/>
-                                  <w:sz w:val="15"/>
-                                </w:rPr>
-                                <w:t xml:space="preserve"> </w:t>
-                              </w:r>
-                              <w:r>
-                                <w:rPr>
-                                  <w:rFonts w:ascii="Arial"/>
-                                  <w:b/>
-                                  <w:w w:val="105"/>
-                                  <w:sz w:val="15"/>
-                                </w:rPr>
-                                <w:t>OVALLE</w:t>
-                              </w:r>
-                              <w:r>
-                                <w:rPr>
-                                  <w:rFonts w:ascii="Times New Roman"/>
-                                  <w:spacing w:val="-8"/>
-                                  <w:w w:val="105"/>
-                                  <w:sz w:val="15"/>
-                                </w:rPr>
-                                <w:t xml:space="preserve"> </w:t>
-                              </w:r>
-                              <w:r>
-                                <w:rPr>
-                                  <w:rFonts w:ascii="Arial"/>
-                                  <w:b/>
-                                  <w:w w:val="105"/>
-                                  <w:sz w:val="15"/>
-                                </w:rPr>
-                                <w:t>HAROLD</w:t>
-                              </w:r>
-                              <w:r>
-                                <w:rPr>
-                                  <w:rFonts w:ascii="Times New Roman"/>
-                                  <w:spacing w:val="-8"/>
-                                  <w:w w:val="105"/>
-                                  <w:sz w:val="15"/>
-                                </w:rPr>
-                                <w:t xml:space="preserve"> </w:t>
-                              </w:r>
-                              <w:r>
-                                <w:rPr>
-                                  <w:rFonts w:ascii="Arial"/>
-                                  <w:b/>
-                                  <w:spacing w:val="-4"/>
-                                  <w:w w:val="105"/>
-                                  <w:sz w:val="15"/>
-                                </w:rPr>
-                                <w:t>JOEL</w:t>
+                                <w:t>{custom.Asegurado}</w:t>
                               </w:r>
                             </w:p>
                           </w:txbxContent>
@@ -648,62 +593,7 @@
                             <w:w w:val="105"/>
                             <w:sz w:val="15"/>
                           </w:rPr>
-                          <w:t>CAICEDO</w:t>
-                        </w:r>
-                        <w:r>
-                          <w:rPr>
-                            <w:rFonts w:ascii="Times New Roman"/>
-                            <w:spacing w:val="-8"/>
-                            <w:w w:val="105"/>
-                            <w:sz w:val="15"/>
-                          </w:rPr>
-                          <w:t xml:space="preserve"> </w:t>
-                        </w:r>
-                        <w:r>
-                          <w:rPr>
-                            <w:rFonts w:ascii="Arial"/>
-                            <w:b/>
-                            <w:w w:val="105"/>
-                            <w:sz w:val="15"/>
-                          </w:rPr>
-                          <w:t>OVALLE</w:t>
-                        </w:r>
-                        <w:r>
-                          <w:rPr>
-                            <w:rFonts w:ascii="Times New Roman"/>
-                            <w:spacing w:val="-8"/>
-                            <w:w w:val="105"/>
-                            <w:sz w:val="15"/>
-                          </w:rPr>
-                          <w:t xml:space="preserve"> </w:t>
-                        </w:r>
-                        <w:r>
-                          <w:rPr>
-                            <w:rFonts w:ascii="Arial"/>
-                            <w:b/>
-                            <w:w w:val="105"/>
-                            <w:sz w:val="15"/>
-                          </w:rPr>
-                          <w:t>HAROLD</w:t>
-                        </w:r>
-                        <w:r>
-                          <w:rPr>
-                            <w:rFonts w:ascii="Times New Roman"/>
-                            <w:spacing w:val="-8"/>
-                            <w:w w:val="105"/>
-                            <w:sz w:val="15"/>
-                          </w:rPr>
-                          <w:t xml:space="preserve"> </w:t>
-                        </w:r>
-                        <w:r>
-                          <w:rPr>
-                            <w:rFonts w:ascii="Arial"/>
-                            <w:b/>
-                            <w:spacing w:val="-4"/>
-                            <w:w w:val="105"/>
-                            <w:sz w:val="15"/>
-                          </w:rPr>
-                          <w:t>JOEL</w:t>
+                          <w:t>{custom.Asegurado}</w:t>
                         </w:r>
                       </w:p>
                     </w:txbxContent>
@@ -1855,7 +1745,7 @@
             <w:gridSpan w:val="5"/>
             <w:tcBorders>
               <w:top w:val="single" w:sz="12" w:space="0" w:color="000000"/>
-              <w:bottom w:val="dashed" w:sz="4" w:space="0" w:color="000000"/>
+              <w:bottom w:val="single" w:sz="4" w:space="0" w:color="000000"/>
               <w:right w:val="nil"/>
             </w:tcBorders>
             <w:shd w:val="clear" w:color="auto" w:fill="auto"/>
@@ -1890,7 +1780,7 @@
             <w:tcBorders>
               <w:top w:val="single" w:sz="12" w:space="0" w:color="000000"/>
               <w:left w:val="nil"/>
-              <w:bottom w:val="dashed" w:sz="4" w:space="0" w:color="000000"/>
+              <w:bottom w:val="single" w:sz="4" w:space="0" w:color="000000"/>
             </w:tcBorders>
             <w:shd w:val="clear" w:color="auto" w:fill="auto"/>
             <w:vAlign w:val="center"/>
@@ -1943,120 +1833,133 @@
     </w:tbl>
     <w:p>
       <w:pPr>
+        <w:pStyle w:val="Textoindependiente"/>
         <w:tabs>
-          <w:tab w:val="left" w:pos="6584"/>
+          <w:tab w:val="left" w:pos="2679"/>
         </w:tabs>
-        <w:spacing w:before="43"/>
-        <w:ind w:left="275"/>
-        <w:rPr>
-          <w:sz w:val="14"/>
+        <w:spacing w:before="32" w:after="36" w:line="312" w:lineRule="auto"/>
+        <w:ind w:left="240" w:right="336"/>
+        <w:rPr>
+          <w:rFonts w:ascii="Arial" w:hAnsi="Arial"/>
+          <w:b/>
+          <w:w w:val="105"/>
         </w:rPr>
       </w:pPr>
       <w:r>
         <w:rPr>
-          <w:rFonts w:ascii="Times New Roman" w:hAnsi="Times New Roman"/>
-          <w:sz w:val="14"/>
-        </w:rPr>
-        <w:tab/>
-      </w:r>
-    </w:p>
-    <w:p>
-      <w:pPr>
-        <w:pStyle w:val="Textoindependiente"/>
-        <w:spacing w:before="7"/>
-        <w:rPr>
-          <w:sz w:val="4"/>
-        </w:rPr>
-      </w:pPr>
-      <w:r>
-        <w:rPr>
           <w:noProof/>
-          <w:sz w:val="4"/>
+          <w:position w:val="-3"/>
+          <w:sz w:val="17"/>
         </w:rPr>
         <mc:AlternateContent>
           <mc:Choice Requires="wps">
             <w:drawing>
-              <wp:anchor distT="0" distB="0" distL="0" distR="0" simplePos="0" relativeHeight="487588352" behindDoc="1" locked="0" layoutInCell="1" allowOverlap="1" wp14:anchorId="486D0C02" wp14:editId="1A727827">
-                <wp:simplePos x="0" y="0"/>
-                <wp:positionH relativeFrom="page">
-                  <wp:posOffset>231775</wp:posOffset>
-                </wp:positionH>
-                <wp:positionV relativeFrom="paragraph">
-                  <wp:posOffset>48903</wp:posOffset>
-                </wp:positionV>
-                <wp:extent cx="7140575" cy="1270"/>
-                <wp:effectExtent l="0" t="0" r="0" b="0"/>
-                <wp:wrapTopAndBottom/>
-                <wp:docPr id="6" name="Graphic 6"/>
+              <wp:inline distT="0" distB="0" distL="0" distR="0" wp14:anchorId="02BB06D8" wp14:editId="5C024497">
+                <wp:extent cx="7178675" cy="98425"/>
+                <wp:effectExtent l="9525" t="0" r="3175" b="6350"/>
+                <wp:docPr id="922833613" name="Textbox 9"/>
                 <wp:cNvGraphicFramePr>
                   <a:graphicFrameLocks xmlns:a="http://schemas.openxmlformats.org/drawingml/2006/main"/>
                 </wp:cNvGraphicFramePr>
                 <a:graphic xmlns:a="http://schemas.openxmlformats.org/drawingml/2006/main">
                   <a:graphicData uri="http://schemas.microsoft.com/office/word/2010/wordprocessingShape">
                     <wps:wsp>
-                      <wps:cNvSpPr>
+                      <wps:cNvSpPr txBox="1">
                         <a:spLocks/>
                       </wps:cNvSpPr>
                       <wps:spPr>
                         <a:xfrm>
                           <a:off x="0" y="0"/>
-                          <a:ext cx="7140575" cy="1270"/>
+                          <a:ext cx="7178675" cy="98425"/>
                         </a:xfrm>
-                        <a:custGeom>
+                        <a:prstGeom prst="rect">
                           <a:avLst/>
-                          <a:gdLst/>
-                          <a:ahLst/>
-                          <a:cxnLst/>
-                          <a:rect l="l" t="t" r="r" b="b"/>
-                          <a:pathLst>
-                            <a:path w="7140575">
-                              <a:moveTo>
-                                <a:pt x="0" y="0"/>
-                              </a:moveTo>
-                              <a:lnTo>
-                                <a:pt x="7140575" y="0"/>
-                              </a:lnTo>
-                            </a:path>
-                          </a:pathLst>
-                        </a:custGeom>
-                        <a:ln w="0">
+                        </a:prstGeom>
+                        <a:solidFill>
+                          <a:srgbClr val="000080"/>
+                        </a:solidFill>
+                        <a:ln w="12700">
                           <a:solidFill>
                             <a:srgbClr val="000000"/>
                           </a:solidFill>
                           <a:prstDash val="solid"/>
                         </a:ln>
                       </wps:spPr>
+                      <wps:txbx>
+                        <w:txbxContent>
+                          <w:p>
+                            <w:pPr>
+                              <w:spacing w:before="2" w:line="133" w:lineRule="exact"/>
+                              <w:ind w:left="420" w:right="120"/>
+                              <w:jc w:val="center"/>
+                              <w:rPr>
+                                <w:rFonts w:ascii="Arial" w:hAnsi="Arial"/>
+                                <w:b/>
+                                <w:color w:val="000000"/>
+                                <w:sz w:val="12"/>
+                                <w:lang w:val="es-NI"/>
+                              </w:rPr>
+                            </w:pPr>
+                            <w:r>
+                              <w:rPr>
+                                <w:rFonts w:ascii="Arial" w:hAnsi="Arial"/>
+                                <w:b/>
+                                <w:color w:val="FFFFFF"/>
+                                <w:sz w:val="12"/>
+                                <w:lang w:val="es-NI"/>
+                              </w:rPr>
+                              <w:t>DECLARACIONES</w:t>
+                            </w:r>
+                          </w:p>
+                        </w:txbxContent>
+                      </wps:txbx>
                       <wps:bodyPr wrap="square" lIns="0" tIns="0" rIns="0" bIns="0" rtlCol="0">
-                        <a:prstTxWarp prst="textNoShape">
-                          <a:avLst/>
-                        </a:prstTxWarp>
                         <a:noAutofit/>
                       </wps:bodyPr>
                     </wps:wsp>
                   </a:graphicData>
                 </a:graphic>
-              </wp:anchor>
+              </wp:inline>
             </w:drawing>
           </mc:Choice>
           <mc:Fallback>
             <w:pict>
-              <v:shape w14:anchorId="1680805E" id="Graphic 6" o:spid="_x0000_s1026" style="position:absolute;margin-left:18.25pt;margin-top:3.85pt;width:562.25pt;height:.1pt;z-index:-15728128;visibility:visible;mso-wrap-style:square;mso-wrap-distance-left:0;mso-wrap-distance-top:0;mso-wrap-distance-right:0;mso-wrap-distance-bottom:0;mso-position-horizontal:absolute;mso-position-horizontal-relative:page;mso-position-vertical:absolute;mso-position-vertical-relative:text;v-text-anchor:top" coordsize="7140575,1270" o:gfxdata="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" path="m,l7140575,e" filled="f" strokeweight="0">
+              <v:shape w14:anchorId="02BB06D8" id="Textbox 9" o:spid="_x0000_s1029" type="#_x0000_t202" style="width:565.25pt;height:7.75pt;visibility:visible;mso-wrap-style:square;mso-left-percent:-10001;mso-top-percent:-10001;mso-position-horizontal:absolute;mso-position-horizontal-relative:char;mso-position-vertical:absolute;mso-position-vertical-relative:line;mso-left-percent:-10001;mso-top-percent:-10001;v-text-anchor:top" o:gfxdata="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" fillcolor="navy" strokeweight="1pt">
                 <v:path arrowok="t"/>
-                <w10:wrap type="topAndBottom" anchorx="page"/>
+                <v:textbox inset="0,0,0,0">
+                  <w:txbxContent>
+                    <w:p>
+                      <w:pPr>
+                        <w:spacing w:before="2" w:line="133" w:lineRule="exact"/>
+                        <w:ind w:left="420" w:right="120"/>
+                        <w:jc w:val="center"/>
+                        <w:rPr>
+                          <w:rFonts w:ascii="Arial" w:hAnsi="Arial"/>
+                          <w:b/>
+                          <w:color w:val="000000"/>
+                          <w:sz w:val="12"/>
+                          <w:lang w:val="es-NI"/>
+                        </w:rPr>
+                      </w:pPr>
+                      <w:r>
+                        <w:rPr>
+                          <w:rFonts w:ascii="Arial" w:hAnsi="Arial"/>
+                          <w:b/>
+                          <w:color w:val="FFFFFF"/>
+                          <w:sz w:val="12"/>
+                          <w:lang w:val="es-NI"/>
+                        </w:rPr>
+                        <w:t>DECLARACIONES</w:t>
+                      </w:r>
+                    </w:p>
+                  </w:txbxContent>
+                </v:textbox>
+                <w10:anchorlock/>
               </v:shape>
             </w:pict>
           </mc:Fallback>
         </mc:AlternateContent>
       </w:r>
-    </w:p>
-    <w:p>
-      <w:pPr>
-        <w:pStyle w:val="Textoindependiente"/>
-        <w:spacing w:before="7"/>
-        <w:rPr>
-          <w:sz w:val="10"/>
-        </w:rPr>
-      </w:pPr>
     </w:p>
     <w:p>
       <w:pPr>
@@ -3843,7 +3746,7 @@
           </mc:Choice>
           <mc:Fallback>
             <w:pict>
-              <v:shape w14:anchorId="31491454" id="Textbox 9" o:spid="_x0000_s1029" type="#_x0000_t202" style="width:565.25pt;height:7.75pt;visibility:visible;mso-wrap-style:square;mso-left-percent:-10001;mso-top-percent:-10001;mso-position-horizontal:absolute;mso-position-horizontal-relative:char;mso-position-vertical:absolute;mso-position-vertical-relative:line;mso-left-percent:-10001;mso-top-percent:-10001;v-text-anchor:top" o:gfxdata="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" fillcolor="navy" strokeweight="1pt">
+              <v:shape w14:anchorId="31491454" id="_x0000_s1030" type="#_x0000_t202" style="width:565.25pt;height:7.75pt;visibility:visible;mso-wrap-style:square;mso-left-percent:-10001;mso-top-percent:-10001;mso-position-horizontal:absolute;mso-position-horizontal-relative:char;mso-position-vertical:absolute;mso-position-vertical-relative:line;mso-left-percent:-10001;mso-top-percent:-10001;v-text-anchor:top" o:gfxdata="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" fillcolor="navy" strokeweight="1pt">
                 <v:path arrowok="t"/>
                 <v:textbox inset="0,0,0,0">
                   <w:txbxContent>
@@ -5132,7 +5035,7 @@
           </mc:Choice>
           <mc:Fallback>
             <w:pict>
-              <v:shape w14:anchorId="48542450" id="Textbox 10" o:spid="_x0000_s1030" type="#_x0000_t202" style="position:absolute;margin-left:11.75pt;margin-top:6pt;width:566pt;height:7.75pt;z-index:-15726080;visibility:visible;mso-wrap-style:square;mso-wrap-distance-left:0;mso-wrap-distance-top:0;mso-wrap-distance-right:0;mso-wrap-distance-bottom:0;mso-position-horizontal:absolute;mso-position-horizontal-relative:page;mso-position-vertical:absolute;mso-position-vertical-relative:text;v-text-anchor:top" o:gfxdata="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" fillcolor="navy" strokeweight="1pt">
+              <v:shape w14:anchorId="48542450" id="Textbox 10" o:spid="_x0000_s1031" type="#_x0000_t202" style="position:absolute;margin-left:11.75pt;margin-top:6pt;width:566pt;height:7.75pt;z-index:-15726080;visibility:visible;mso-wrap-style:square;mso-wrap-distance-left:0;mso-wrap-distance-top:0;mso-wrap-distance-right:0;mso-wrap-distance-bottom:0;mso-position-horizontal:absolute;mso-position-horizontal-relative:page;mso-position-vertical:absolute;mso-position-vertical-relative:text;v-text-anchor:top" o:gfxdata="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" fillcolor="navy" strokeweight="1pt">
                 <v:path arrowok="t"/>
                 <v:textbox inset="0,0,0,0">
                   <w:txbxContent>
@@ -6891,7 +6794,7 @@
           </mc:Choice>
           <mc:Fallback>
             <w:pict>
-              <v:shape w14:anchorId="68B4450B" id="Textbox 11" o:spid="_x0000_s1031" type="#_x0000_t202" style="position:absolute;left:0;text-align:left;margin-left:10.5pt;margin-top:9.15pt;width:564.25pt;height:7.75pt;z-index:-15725568;visibility:visible;mso-wrap-style:square;mso-wrap-distance-left:0;mso-wrap-distance-top:0;mso-wrap-distance-right:0;mso-wrap-distance-bottom:0;mso-position-horizontal:absolute;mso-position-horizontal-relative:page;mso-position-vertical:absolute;mso-position-vertical-relative:text;v-text-anchor:top" o:gfxdata="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" fillcolor="navy" strokeweight="1pt">
+              <v:shape w14:anchorId="68B4450B" id="Textbox 11" o:spid="_x0000_s1032" type="#_x0000_t202" style="position:absolute;left:0;text-align:left;margin-left:10.5pt;margin-top:9.15pt;width:564.25pt;height:7.75pt;z-index:-15725568;visibility:visible;mso-wrap-style:square;mso-wrap-distance-left:0;mso-wrap-distance-top:0;mso-wrap-distance-right:0;mso-wrap-distance-bottom:0;mso-position-horizontal:absolute;mso-position-horizontal-relative:page;mso-position-vertical:absolute;mso-position-vertical-relative:text;v-text-anchor:top" o:gfxdata="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" fillcolor="navy" strokeweight="1pt">
                 <v:path arrowok="t"/>
                 <v:textbox inset="0,0,0,0">
                   <w:txbxContent>
@@ -11433,7 +11336,7 @@
           </mc:Choice>
           <mc:Fallback>
             <w:pict>
-              <v:shape w14:anchorId="610AADC7" id="Textbox 12" o:spid="_x0000_s1032" type="#_x0000_t202" style="position:absolute;left:0;text-align:left;margin-left:7.5pt;margin-top:8.7pt;width:566.75pt;height:12.2pt;z-index:-15725056;visibility:visible;mso-wrap-style:square;mso-wrap-distance-left:0;mso-wrap-distance-top:0;mso-wrap-distance-right:0;mso-wrap-distance-bottom:0;mso-position-horizontal:absolute;mso-position-horizontal-relative:page;mso-position-vertical:absolute;mso-position-vertical-relative:text;v-text-anchor:top" o:gfxdata="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" filled="f" strokeweight="1pt">
+              <v:shape w14:anchorId="610AADC7" id="Textbox 12" o:spid="_x0000_s1033" type="#_x0000_t202" style="position:absolute;left:0;text-align:left;margin-left:7.5pt;margin-top:8.7pt;width:566.75pt;height:12.2pt;z-index:-15725056;visibility:visible;mso-wrap-style:square;mso-wrap-distance-left:0;mso-wrap-distance-top:0;mso-wrap-distance-right:0;mso-wrap-distance-bottom:0;mso-position-horizontal:absolute;mso-position-horizontal-relative:page;mso-position-vertical:absolute;mso-position-vertical-relative:text;v-text-anchor:top" o:gfxdata="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" filled="f" strokeweight="1pt">
                 <v:path arrowok="t"/>
                 <v:textbox inset="0,0,0,0">
                   <w:txbxContent>
@@ -11787,8 +11690,7 @@
         <w:tblLook w:val="01E0" w:firstRow="1" w:lastRow="1" w:firstColumn="1" w:lastColumn="1" w:noHBand="0" w:noVBand="0"/>
       </w:tblPr>
       <w:tblGrid>
-        <w:gridCol w:w="2250"/>
-        <w:gridCol w:w="2400"/>
+        <w:gridCol w:w="4650"/>
         <w:gridCol w:w="2055"/>
         <w:gridCol w:w="2385"/>
         <w:gridCol w:w="2245"/>
@@ -11800,7 +11702,7 @@
         <w:tc>
           <w:tcPr>
             <w:tcW w:w="11335" w:type="dxa"/>
-            <w:gridSpan w:val="5"/>
+            <w:gridSpan w:val="4"/>
             <w:tcBorders>
               <w:bottom w:val="double" w:sz="8" w:space="0" w:color="000000"/>
             </w:tcBorders>
@@ -11894,7 +11796,7 @@
         <w:tc>
           <w:tcPr>
             <w:tcW w:w="11335" w:type="dxa"/>
-            <w:gridSpan w:val="5"/>
+            <w:gridSpan w:val="4"/>
             <w:tcBorders>
               <w:top w:val="double" w:sz="8" w:space="0" w:color="000000"/>
               <w:bottom w:val="double" w:sz="8" w:space="0" w:color="000000"/>
@@ -12022,7 +11924,7 @@
         </w:trPr>
         <w:tc>
           <w:tcPr>
-            <w:tcW w:w="2250" w:type="dxa"/>
+            <w:tcW w:w="4650" w:type="dxa"/>
             <w:tcBorders>
               <w:top w:val="double" w:sz="8" w:space="0" w:color="000000"/>
             </w:tcBorders>
@@ -12041,32 +11943,7 @@
                 <w:spacing w:val="-2"/>
                 <w:sz w:val="14"/>
               </w:rPr>
-              <w:t>NOMBRES</w:t>
-            </w:r>
-          </w:p>
-        </w:tc>
-        <w:tc>
-          <w:tcPr>
-            <w:tcW w:w="2400" w:type="dxa"/>
-            <w:tcBorders>
-              <w:top w:val="double" w:sz="8" w:space="0" w:color="000000"/>
-            </w:tcBorders>
-          </w:tcPr>
-          <w:p>
-            <w:pPr>
-              <w:pStyle w:val="TableParagraph"/>
-              <w:spacing w:before="98" w:line="141" w:lineRule="exact"/>
-              <w:ind w:left="803"/>
-              <w:rPr>
-                <w:sz w:val="14"/>
-              </w:rPr>
-            </w:pPr>
-            <w:r>
-              <w:rPr>
-                <w:spacing w:val="-2"/>
-                <w:sz w:val="14"/>
-              </w:rPr>
-              <w:t>APELLIDOS</w:t>
+              <w:t>NOMBRE COMPLETO</w:t>
             </w:r>
           </w:p>
         </w:tc>
@@ -12194,30 +12071,57 @@
         </w:trPr>
         <w:tc>
           <w:tcPr>
-            <w:tcW w:w="2250" w:type="dxa"/>
+            <w:tcW w:w="4650" w:type="dxa"/>
           </w:tcPr>
           <w:p>
             <w:pPr>
               <w:pStyle w:val="TableParagraph"/>
               <w:rPr>
                 <w:rFonts w:ascii="Times New Roman"/>
-                <w:sz w:val="12"/>
+                <w:sz w:val="14"/>
+                <w:szCs w:val="14"/>
               </w:rPr>
             </w:pPr>
-          </w:p>
-        </w:tc>
-        <w:tc>
-          <w:tcPr>
-            <w:tcW w:w="2400" w:type="dxa"/>
-          </w:tcPr>
-          <w:p>
-            <w:pPr>
-              <w:pStyle w:val="TableParagraph"/>
+            <w:r>
               <w:rPr>
                 <w:rFonts w:ascii="Times New Roman"/>
-                <w:sz w:val="12"/>
-              </w:rPr>
-            </w:pPr>
+                <w:sz w:val="14"/>
+                <w:szCs w:val="14"/>
+              </w:rPr>
+              <w:t>{</w:t>
+            </w:r>
+            <w:r>
+              <w:rPr>
+                <w:rFonts w:ascii="Times New Roman"/>
+                <w:sz w:val="14"/>
+                <w:szCs w:val="14"/>
+              </w:rPr>
+              <w:t>#</w:t>
+            </w:r>
+            <w:r>
+              <w:rPr>
+                <w:rFonts w:ascii="Times New Roman"/>
+                <w:sz w:val="14"/>
+                <w:szCs w:val="14"/>
+              </w:rPr>
+              <w:t>custom}{#Beneficiarios</w:t>
+            </w:r>
+            <w:r>
+              <w:rPr>
+                <w:rFonts w:ascii="Times New Roman"/>
+                <w:sz w:val="14"/>
+                <w:szCs w:val="14"/>
+              </w:rPr>
+              <w:t>}{</w:t>
+            </w:r>
+            <w:r>
+              <w:rPr>
+                <w:rFonts w:ascii="Times New Roman"/>
+                <w:sz w:val="14"/>
+                <w:szCs w:val="14"/>
+              </w:rPr>
+              <w:t>nombreCompleto}</w:t>
+            </w:r>
           </w:p>
         </w:tc>
         <w:tc>
@@ -12227,11 +12131,21 @@
           <w:p>
             <w:pPr>
               <w:pStyle w:val="TableParagraph"/>
+              <w:jc w:val="center"/>
               <w:rPr>
                 <w:rFonts w:ascii="Times New Roman"/>
-                <w:sz w:val="12"/>
+                <w:sz w:val="14"/>
+                <w:szCs w:val="14"/>
               </w:rPr>
             </w:pPr>
+            <w:r>
+              <w:rPr>
+                <w:rFonts w:ascii="Times New Roman"/>
+                <w:sz w:val="14"/>
+                <w:szCs w:val="14"/>
+              </w:rPr>
+              <w:t>{parentesco}</w:t>
+            </w:r>
           </w:p>
         </w:tc>
         <w:tc>
@@ -12241,11 +12155,21 @@
           <w:p>
             <w:pPr>
               <w:pStyle w:val="TableParagraph"/>
+              <w:jc w:val="center"/>
               <w:rPr>
                 <w:rFonts w:ascii="Times New Roman"/>
-                <w:sz w:val="12"/>
+                <w:sz w:val="14"/>
+                <w:szCs w:val="14"/>
               </w:rPr>
             </w:pPr>
+            <w:r>
+              <w:rPr>
+                <w:rFonts w:ascii="Times New Roman"/>
+                <w:sz w:val="14"/>
+                <w:szCs w:val="14"/>
+              </w:rPr>
+              <w:t>{identificacion}</w:t>
+            </w:r>
           </w:p>
         </w:tc>
         <w:tc>
@@ -12255,176 +12179,29 @@
           <w:p>
             <w:pPr>
               <w:pStyle w:val="TableParagraph"/>
+              <w:jc w:val="center"/>
               <w:rPr>
                 <w:rFonts w:ascii="Times New Roman"/>
-                <w:sz w:val="12"/>
+                <w:sz w:val="14"/>
+                <w:szCs w:val="14"/>
               </w:rPr>
             </w:pPr>
-          </w:p>
-        </w:tc>
-      </w:tr>
-      <w:tr>
-        <w:trPr>
-          <w:trHeight w:val="260"/>
-        </w:trPr>
-        <w:tc>
-          <w:tcPr>
-            <w:tcW w:w="2250" w:type="dxa"/>
-          </w:tcPr>
-          <w:p>
-            <w:pPr>
-              <w:pStyle w:val="TableParagraph"/>
+            <w:r>
               <w:rPr>
                 <w:rFonts w:ascii="Times New Roman"/>
-                <w:sz w:val="12"/>
-              </w:rPr>
-            </w:pPr>
-          </w:p>
-        </w:tc>
-        <w:tc>
-          <w:tcPr>
-            <w:tcW w:w="2400" w:type="dxa"/>
-          </w:tcPr>
-          <w:p>
-            <w:pPr>
-              <w:pStyle w:val="TableParagraph"/>
+                <w:sz w:val="14"/>
+                <w:szCs w:val="14"/>
+              </w:rPr>
+              <w:t>{porcentaje}</w:t>
+            </w:r>
+            <w:r>
               <w:rPr>
                 <w:rFonts w:ascii="Times New Roman"/>
-                <w:sz w:val="12"/>
-              </w:rPr>
-            </w:pPr>
-          </w:p>
-        </w:tc>
-        <w:tc>
-          <w:tcPr>
-            <w:tcW w:w="2055" w:type="dxa"/>
-          </w:tcPr>
-          <w:p>
-            <w:pPr>
-              <w:pStyle w:val="TableParagraph"/>
-              <w:rPr>
-                <w:rFonts w:ascii="Times New Roman"/>
-                <w:sz w:val="12"/>
-              </w:rPr>
-            </w:pPr>
-          </w:p>
-        </w:tc>
-        <w:tc>
-          <w:tcPr>
-            <w:tcW w:w="2385" w:type="dxa"/>
-          </w:tcPr>
-          <w:p>
-            <w:pPr>
-              <w:pStyle w:val="TableParagraph"/>
-              <w:rPr>
-                <w:rFonts w:ascii="Times New Roman"/>
-                <w:sz w:val="12"/>
-              </w:rPr>
-            </w:pPr>
-          </w:p>
-        </w:tc>
-        <w:tc>
-          <w:tcPr>
-            <w:tcW w:w="2245" w:type="dxa"/>
-          </w:tcPr>
-          <w:p>
-            <w:pPr>
-              <w:pStyle w:val="TableParagraph"/>
-              <w:rPr>
-                <w:rFonts w:ascii="Times New Roman"/>
-                <w:sz w:val="12"/>
-              </w:rPr>
-            </w:pPr>
-          </w:p>
-        </w:tc>
-      </w:tr>
-      <w:tr>
-        <w:trPr>
-          <w:trHeight w:val="177"/>
-        </w:trPr>
-        <w:tc>
-          <w:tcPr>
-            <w:tcW w:w="2250" w:type="dxa"/>
-            <w:tcBorders>
-              <w:bottom w:val="single" w:sz="12" w:space="0" w:color="000000"/>
-            </w:tcBorders>
-          </w:tcPr>
-          <w:p>
-            <w:pPr>
-              <w:pStyle w:val="TableParagraph"/>
-              <w:rPr>
-                <w:rFonts w:ascii="Times New Roman"/>
-                <w:sz w:val="10"/>
-              </w:rPr>
-            </w:pPr>
-          </w:p>
-        </w:tc>
-        <w:tc>
-          <w:tcPr>
-            <w:tcW w:w="2400" w:type="dxa"/>
-            <w:tcBorders>
-              <w:bottom w:val="single" w:sz="12" w:space="0" w:color="000000"/>
-            </w:tcBorders>
-          </w:tcPr>
-          <w:p>
-            <w:pPr>
-              <w:pStyle w:val="TableParagraph"/>
-              <w:rPr>
-                <w:rFonts w:ascii="Times New Roman"/>
-                <w:sz w:val="10"/>
-              </w:rPr>
-            </w:pPr>
-          </w:p>
-        </w:tc>
-        <w:tc>
-          <w:tcPr>
-            <w:tcW w:w="2055" w:type="dxa"/>
-            <w:tcBorders>
-              <w:bottom w:val="single" w:sz="12" w:space="0" w:color="000000"/>
-            </w:tcBorders>
-          </w:tcPr>
-          <w:p>
-            <w:pPr>
-              <w:pStyle w:val="TableParagraph"/>
-              <w:rPr>
-                <w:rFonts w:ascii="Times New Roman"/>
-                <w:sz w:val="10"/>
-              </w:rPr>
-            </w:pPr>
-          </w:p>
-        </w:tc>
-        <w:tc>
-          <w:tcPr>
-            <w:tcW w:w="2385" w:type="dxa"/>
-            <w:tcBorders>
-              <w:bottom w:val="single" w:sz="12" w:space="0" w:color="000000"/>
-            </w:tcBorders>
-          </w:tcPr>
-          <w:p>
-            <w:pPr>
-              <w:pStyle w:val="TableParagraph"/>
-              <w:rPr>
-                <w:rFonts w:ascii="Times New Roman"/>
-                <w:sz w:val="10"/>
-              </w:rPr>
-            </w:pPr>
-          </w:p>
-        </w:tc>
-        <w:tc>
-          <w:tcPr>
-            <w:tcW w:w="2245" w:type="dxa"/>
-            <w:tcBorders>
-              <w:bottom w:val="single" w:sz="12" w:space="0" w:color="000000"/>
-            </w:tcBorders>
-          </w:tcPr>
-          <w:p>
-            <w:pPr>
-              <w:pStyle w:val="TableParagraph"/>
-              <w:rPr>
-                <w:rFonts w:ascii="Times New Roman"/>
-                <w:sz w:val="10"/>
-              </w:rPr>
-            </w:pPr>
+                <w:sz w:val="14"/>
+                <w:szCs w:val="14"/>
+              </w:rPr>
+              <w:t>{/}{/}</w:t>
+            </w:r>
           </w:p>
         </w:tc>
       </w:tr>
@@ -12435,7 +12212,7 @@
         <w:tc>
           <w:tcPr>
             <w:tcW w:w="11335" w:type="dxa"/>
-            <w:gridSpan w:val="5"/>
+            <w:gridSpan w:val="4"/>
             <w:tcBorders>
               <w:top w:val="single" w:sz="12" w:space="0" w:color="000000"/>
             </w:tcBorders>
@@ -12973,7 +12750,7 @@
                 </mc:Choice>
                 <mc:Fallback>
                   <w:pict>
-                    <v:group w14:anchorId="41E8906A" id="Group 13" o:spid="_x0000_s1026" style="width:200.75pt;height:1pt;mso-position-horizontal-relative:char;mso-position-vertical-relative:line" coordsize="25495,127" o:gfxdata="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">
+                    <v:group w14:anchorId="4A800360" id="Group 13" o:spid="_x0000_s1026" style="width:200.75pt;height:1pt;mso-position-horizontal-relative:char;mso-position-vertical-relative:line" coordsize="25495,127" o:gfxdata="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">
                       <v:shape id="Graphic 14" o:spid="_x0000_s1027" style="position:absolute;top:63;width:25495;height:13;visibility:visible;mso-wrap-style:square;v-text-anchor:top" coordsize="2549525,1270" o:gfxdata="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" path="m,l2549525,e" filled="f" strokeweight="1pt">
                         <v:path arrowok="t"/>
                       </v:shape>
@@ -13086,7 +12863,7 @@
                 </mc:Choice>
                 <mc:Fallback>
                   <w:pict>
-                    <v:group w14:anchorId="2B2108D7" id="Group 15" o:spid="_x0000_s1026" style="width:192.75pt;height:33pt;mso-position-horizontal-relative:char;mso-position-vertical-relative:line" coordsize="24479,4191" o:gfxdata="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">
+                    <v:group w14:anchorId="69CC5025" id="Group 15" o:spid="_x0000_s1026" style="width:192.75pt;height:33pt;mso-position-horizontal-relative:char;mso-position-vertical-relative:line" coordsize="24479,4191" o:gfxdata="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">
                       <v:shape id="Graphic 16" o:spid="_x0000_s1027" style="position:absolute;top:4127;width:24479;height:13;visibility:visible;mso-wrap-style:square;v-text-anchor:top" coordsize="2447925,1270" o:gfxdata="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" path="m,l2447925,e" filled="f" strokeweight="1pt">
                         <v:path arrowok="t"/>
                       </v:shape>
@@ -13200,7 +12977,7 @@
                 </mc:Choice>
                 <mc:Fallback>
                   <w:pict>
-                    <v:group w14:anchorId="6378976D" id="Group 18" o:spid="_x0000_s1026" style="width:109pt;height:1pt;mso-position-horizontal-relative:char;mso-position-vertical-relative:line" coordsize="13843,127" o:gfxdata="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">
+                    <v:group w14:anchorId="6606EF3C" id="Group 18" o:spid="_x0000_s1026" style="width:109pt;height:1pt;mso-position-horizontal-relative:char;mso-position-vertical-relative:line" coordsize="13843,127" o:gfxdata="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">
                       <v:shape id="Graphic 19" o:spid="_x0000_s1027" style="position:absolute;top:63;width:13843;height:13;visibility:visible;mso-wrap-style:square;v-text-anchor:top" coordsize="1384300,1270" o:gfxdata="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" path="m,l1384300,e" filled="f" strokeweight="1pt">
                         <v:path arrowok="t"/>
                       </v:shape>
@@ -13470,420 +13247,183 @@
 <w:ftr xmlns:wpc="http://schemas.microsoft.com/office/word/2010/wordprocessingCanvas" xmlns:cx="http://schemas.microsoft.com/office/drawing/2014/chartex" xmlns:cx1="http://schemas.microsoft.com/office/drawing/2015/9/8/chartex" xmlns:cx2="http://schemas.microsoft.com/office/drawing/2015/10/21/chartex" xmlns:cx3="http://schemas.microsoft.com/office/drawing/2016/5/9/chartex" xmlns:cx4="http://schemas.microsoft.com/office/drawing/2016/5/10/chartex" xmlns:cx5="http://schemas.microsoft.com/office/drawing/2016/5/11/chartex" xmlns:cx6="http://schemas.microsoft.com/office/drawing/2016/5/12/chartex" xmlns:cx7="http://schemas.microsoft.com/office/drawing/2016/5/13/chartex" xmlns:cx8="http://schemas.microsoft.com/office/drawing/2016/5/14/chartex" xmlns:mc="http://schemas.openxmlformats.org/markup-compatibility/2006" xmlns:aink="http://schemas.microsoft.com/office/drawing/2016/ink" xmlns:am3d="http://schemas.microsoft.com/office/drawing/2017/model3d" xmlns:o="urn:schemas-microsoft-com:office:office" xmlns:oel="http://schemas.microsoft.com/office/2019/extlst" xmlns:r="http://schemas.openxmlformats.org/officeDocument/2006/relationships" xmlns:m="http://schemas.openxmlformats.org/officeDocument/2006/math" xmlns:v="urn:schemas-microsoft-com:vml" xmlns:wp14="http://schemas.microsoft.com/office/word/2010/wordprocessingDrawing" xmlns:wp="http://schemas.openxmlformats.org/drawingml/2006/wordprocessingDrawing" xmlns:w10="urn:schemas-microsoft-com:office:word" xmlns:w="http://schemas.openxmlformats.org/wordprocessingml/2006/main" xmlns:w14="http://schemas.microsoft.com/office/word/2010/wordml" xmlns:w15="http://schemas.microsoft.com/office/word/2012/wordml" xmlns:w16cex="http://schemas.microsoft.com/office/word/2018/wordml/cex" xmlns:w16cid="http://schemas.microsoft.com/office/word/2016/wordml/cid" xmlns:w16="http://schemas.microsoft.com/office/word/2018/wordml" xmlns:w16sdtdh="http://schemas.microsoft.com/office/word/2020/wordml/sdtdatahash" xmlns:w16se="http://schemas.microsoft.com/office/word/2015/wordml/symex" xmlns:wpg="http://schemas.microsoft.com/office/word/2010/wordprocessingGroup" xmlns:wpi="http://schemas.microsoft.com/office/word/2010/wordprocessingInk" xmlns:wne="http://schemas.microsoft.com/office/word/2006/wordml" xmlns:wps="http://schemas.microsoft.com/office/word/2010/wordprocessingShape" mc:Ignorable="w14 w15 w16se w16cid w16 w16cex w16sdtdh wp14">
   <w:p>
     <w:pPr>
+      <w:spacing w:before="18"/>
+      <w:ind w:left="220"/>
+      <w:rPr>
+        <w:sz w:val="14"/>
+      </w:rPr>
+    </w:pPr>
+    <w:r>
+      <w:rPr>
+        <w:sz w:val="14"/>
+      </w:rPr>
+      <w:t>Regulado</w:t>
+    </w:r>
+    <w:r>
+      <w:rPr>
+        <w:rFonts w:ascii="Times New Roman" w:hAnsi="Times New Roman"/>
+        <w:spacing w:val="9"/>
+        <w:sz w:val="14"/>
+      </w:rPr>
+      <w:t xml:space="preserve"> </w:t>
+    </w:r>
+    <w:r>
+      <w:rPr>
+        <w:sz w:val="14"/>
+      </w:rPr>
+      <w:t>y</w:t>
+    </w:r>
+    <w:r>
+      <w:rPr>
+        <w:rFonts w:ascii="Times New Roman" w:hAnsi="Times New Roman"/>
+        <w:spacing w:val="9"/>
+        <w:sz w:val="14"/>
+      </w:rPr>
+      <w:t xml:space="preserve"> </w:t>
+    </w:r>
+    <w:r>
+      <w:rPr>
+        <w:sz w:val="14"/>
+      </w:rPr>
+      <w:t>Supervisado</w:t>
+    </w:r>
+    <w:r>
+      <w:rPr>
+        <w:rFonts w:ascii="Times New Roman" w:hAnsi="Times New Roman"/>
+        <w:spacing w:val="9"/>
+        <w:sz w:val="14"/>
+      </w:rPr>
+      <w:t xml:space="preserve"> </w:t>
+    </w:r>
+    <w:r>
+      <w:rPr>
+        <w:sz w:val="14"/>
+      </w:rPr>
+      <w:t>por</w:t>
+    </w:r>
+    <w:r>
+      <w:rPr>
+        <w:rFonts w:ascii="Times New Roman" w:hAnsi="Times New Roman"/>
+        <w:spacing w:val="9"/>
+        <w:sz w:val="14"/>
+      </w:rPr>
+      <w:t xml:space="preserve"> </w:t>
+    </w:r>
+    <w:r>
+      <w:rPr>
+        <w:sz w:val="14"/>
+      </w:rPr>
+      <w:t>la</w:t>
+    </w:r>
+    <w:r>
+      <w:rPr>
+        <w:rFonts w:ascii="Times New Roman" w:hAnsi="Times New Roman"/>
+        <w:spacing w:val="9"/>
+        <w:sz w:val="14"/>
+      </w:rPr>
+      <w:t xml:space="preserve"> </w:t>
+    </w:r>
+    <w:r>
+      <w:rPr>
+        <w:sz w:val="14"/>
+      </w:rPr>
+      <w:t>Superintendencia</w:t>
+    </w:r>
+    <w:r>
+      <w:rPr>
+        <w:rFonts w:ascii="Times New Roman" w:hAnsi="Times New Roman"/>
+        <w:spacing w:val="9"/>
+        <w:sz w:val="14"/>
+      </w:rPr>
+      <w:t xml:space="preserve"> </w:t>
+    </w:r>
+    <w:r>
+      <w:rPr>
+        <w:sz w:val="14"/>
+      </w:rPr>
+      <w:t>de</w:t>
+    </w:r>
+    <w:r>
+      <w:rPr>
+        <w:rFonts w:ascii="Times New Roman" w:hAnsi="Times New Roman"/>
+        <w:spacing w:val="9"/>
+        <w:sz w:val="14"/>
+      </w:rPr>
+      <w:t xml:space="preserve"> </w:t>
+    </w:r>
+    <w:r>
+      <w:rPr>
+        <w:sz w:val="14"/>
+      </w:rPr>
+      <w:t>Seguros</w:t>
+    </w:r>
+    <w:r>
+      <w:rPr>
+        <w:rFonts w:ascii="Times New Roman" w:hAnsi="Times New Roman"/>
+        <w:spacing w:val="9"/>
+        <w:sz w:val="14"/>
+      </w:rPr>
+      <w:t xml:space="preserve"> </w:t>
+    </w:r>
+    <w:r>
+      <w:rPr>
+        <w:sz w:val="14"/>
+      </w:rPr>
+      <w:t>y</w:t>
+    </w:r>
+    <w:r>
+      <w:rPr>
+        <w:rFonts w:ascii="Times New Roman" w:hAnsi="Times New Roman"/>
+        <w:spacing w:val="9"/>
+        <w:sz w:val="14"/>
+      </w:rPr>
+      <w:t xml:space="preserve"> </w:t>
+    </w:r>
+    <w:r>
+      <w:rPr>
+        <w:sz w:val="14"/>
+      </w:rPr>
+      <w:t>Reaseguros</w:t>
+    </w:r>
+    <w:r>
+      <w:rPr>
+        <w:rFonts w:ascii="Times New Roman" w:hAnsi="Times New Roman"/>
+        <w:spacing w:val="9"/>
+        <w:sz w:val="14"/>
+      </w:rPr>
+      <w:t xml:space="preserve"> </w:t>
+    </w:r>
+    <w:r>
+      <w:rPr>
+        <w:sz w:val="14"/>
+      </w:rPr>
+      <w:t>de</w:t>
+    </w:r>
+    <w:r>
+      <w:rPr>
+        <w:rFonts w:ascii="Times New Roman" w:hAnsi="Times New Roman"/>
+        <w:spacing w:val="9"/>
+        <w:sz w:val="14"/>
+      </w:rPr>
+      <w:t xml:space="preserve"> </w:t>
+    </w:r>
+    <w:r>
+      <w:rPr>
+        <w:spacing w:val="-2"/>
+        <w:sz w:val="14"/>
+      </w:rPr>
+      <w:t>Panamá</w:t>
+    </w:r>
+  </w:p>
+  <w:p>
+    <w:pPr>
       <w:pStyle w:val="Textoindependiente"/>
       <w:spacing w:line="14" w:lineRule="auto"/>
+      <w:ind w:left="220"/>
       <w:rPr>
         <w:sz w:val="20"/>
       </w:rPr>
     </w:pPr>
-    <w:r>
-      <w:rPr>
-        <w:noProof/>
-        <w:sz w:val="20"/>
-      </w:rPr>
-      <mc:AlternateContent>
-        <mc:Choice Requires="wps">
-          <w:drawing>
-            <wp:anchor distT="0" distB="0" distL="0" distR="0" simplePos="0" relativeHeight="487468544" behindDoc="1" locked="0" layoutInCell="1" allowOverlap="1" wp14:anchorId="10533769" wp14:editId="638164B3">
-              <wp:simplePos x="0" y="0"/>
-              <wp:positionH relativeFrom="page">
-                <wp:posOffset>130175</wp:posOffset>
-              </wp:positionH>
-              <wp:positionV relativeFrom="page">
-                <wp:posOffset>9658696</wp:posOffset>
-              </wp:positionV>
-              <wp:extent cx="3563620" cy="127000"/>
-              <wp:effectExtent l="0" t="0" r="0" b="0"/>
-              <wp:wrapNone/>
-              <wp:docPr id="1" name="Textbox 1"/>
-              <wp:cNvGraphicFramePr>
-                <a:graphicFrameLocks xmlns:a="http://schemas.openxmlformats.org/drawingml/2006/main"/>
-              </wp:cNvGraphicFramePr>
-              <a:graphic xmlns:a="http://schemas.openxmlformats.org/drawingml/2006/main">
-                <a:graphicData uri="http://schemas.microsoft.com/office/word/2010/wordprocessingShape">
-                  <wps:wsp>
-                    <wps:cNvSpPr txBox="1">
-                      <a:spLocks/>
-                    </wps:cNvSpPr>
-                    <wps:spPr>
-                      <a:xfrm>
-                        <a:off x="0" y="0"/>
-                        <a:ext cx="3563620" cy="127000"/>
-                      </a:xfrm>
-                      <a:prstGeom prst="rect">
-                        <a:avLst/>
-                      </a:prstGeom>
-                    </wps:spPr>
-                    <wps:txbx>
-                      <w:txbxContent>
-                        <w:p>
-                          <w:pPr>
-                            <w:spacing w:before="18"/>
-                            <w:ind w:left="20"/>
-                            <w:rPr>
-                              <w:sz w:val="14"/>
-                            </w:rPr>
-                          </w:pPr>
-                          <w:r>
-                            <w:rPr>
-                              <w:sz w:val="14"/>
-                            </w:rPr>
-                            <w:t>Regulado</w:t>
-                          </w:r>
-                          <w:r>
-                            <w:rPr>
-                              <w:rFonts w:ascii="Times New Roman" w:hAnsi="Times New Roman"/>
-                              <w:spacing w:val="9"/>
-                              <w:sz w:val="14"/>
-                            </w:rPr>
-                            <w:t xml:space="preserve"> </w:t>
-                          </w:r>
-                          <w:r>
-                            <w:rPr>
-                              <w:sz w:val="14"/>
-                            </w:rPr>
-                            <w:t>y</w:t>
-                          </w:r>
-                          <w:r>
-                            <w:rPr>
-                              <w:rFonts w:ascii="Times New Roman" w:hAnsi="Times New Roman"/>
-                              <w:spacing w:val="9"/>
-                              <w:sz w:val="14"/>
-                            </w:rPr>
-                            <w:t xml:space="preserve"> </w:t>
-                          </w:r>
-                          <w:r>
-                            <w:rPr>
-                              <w:sz w:val="14"/>
-                            </w:rPr>
-                            <w:t>Supervisado</w:t>
-                          </w:r>
-                          <w:r>
-                            <w:rPr>
-                              <w:rFonts w:ascii="Times New Roman" w:hAnsi="Times New Roman"/>
-                              <w:spacing w:val="9"/>
-                              <w:sz w:val="14"/>
-                            </w:rPr>
-                            <w:t xml:space="preserve"> </w:t>
-                          </w:r>
-                          <w:r>
-                            <w:rPr>
-                              <w:sz w:val="14"/>
-                            </w:rPr>
-                            <w:t>por</w:t>
-                          </w:r>
-                          <w:r>
-                            <w:rPr>
-                              <w:rFonts w:ascii="Times New Roman" w:hAnsi="Times New Roman"/>
-                              <w:spacing w:val="9"/>
-                              <w:sz w:val="14"/>
-                            </w:rPr>
-                            <w:t xml:space="preserve"> </w:t>
-                          </w:r>
-                          <w:r>
-                            <w:rPr>
-                              <w:sz w:val="14"/>
-                            </w:rPr>
-                            <w:t>la</w:t>
-                          </w:r>
-                          <w:r>
-                            <w:rPr>
-                              <w:rFonts w:ascii="Times New Roman" w:hAnsi="Times New Roman"/>
-                              <w:spacing w:val="9"/>
-                              <w:sz w:val="14"/>
-                            </w:rPr>
-                            <w:t xml:space="preserve"> </w:t>
-                          </w:r>
-                          <w:r>
-                            <w:rPr>
-                              <w:sz w:val="14"/>
-                            </w:rPr>
-                            <w:t>Superintendencia</w:t>
-                          </w:r>
-                          <w:r>
-                            <w:rPr>
-                              <w:rFonts w:ascii="Times New Roman" w:hAnsi="Times New Roman"/>
-                              <w:spacing w:val="9"/>
-                              <w:sz w:val="14"/>
-                            </w:rPr>
-                            <w:t xml:space="preserve"> </w:t>
-                          </w:r>
-                          <w:r>
-                            <w:rPr>
-                              <w:sz w:val="14"/>
-                            </w:rPr>
-                            <w:t>de</w:t>
-                          </w:r>
-                          <w:r>
-                            <w:rPr>
-                              <w:rFonts w:ascii="Times New Roman" w:hAnsi="Times New Roman"/>
-                              <w:spacing w:val="9"/>
-                              <w:sz w:val="14"/>
-                            </w:rPr>
-                            <w:t xml:space="preserve"> </w:t>
-                          </w:r>
-                          <w:r>
-                            <w:rPr>
-                              <w:sz w:val="14"/>
-                            </w:rPr>
-                            <w:t>Seguros</w:t>
-                          </w:r>
-                          <w:r>
-                            <w:rPr>
-                              <w:rFonts w:ascii="Times New Roman" w:hAnsi="Times New Roman"/>
-                              <w:spacing w:val="9"/>
-                              <w:sz w:val="14"/>
-                            </w:rPr>
-                            <w:t xml:space="preserve"> </w:t>
-                          </w:r>
-                          <w:r>
-                            <w:rPr>
-                              <w:sz w:val="14"/>
-                            </w:rPr>
-                            <w:t>y</w:t>
-                          </w:r>
-                          <w:r>
-                            <w:rPr>
-                              <w:rFonts w:ascii="Times New Roman" w:hAnsi="Times New Roman"/>
-                              <w:spacing w:val="9"/>
-                              <w:sz w:val="14"/>
-                            </w:rPr>
-                            <w:t xml:space="preserve"> </w:t>
-                          </w:r>
-                          <w:r>
-                            <w:rPr>
-                              <w:sz w:val="14"/>
-                            </w:rPr>
-                            <w:t>Reaseguros</w:t>
-                          </w:r>
-                          <w:r>
-                            <w:rPr>
-                              <w:rFonts w:ascii="Times New Roman" w:hAnsi="Times New Roman"/>
-                              <w:spacing w:val="9"/>
-                              <w:sz w:val="14"/>
-                            </w:rPr>
-                            <w:t xml:space="preserve"> </w:t>
-                          </w:r>
-                          <w:r>
-                            <w:rPr>
-                              <w:sz w:val="14"/>
-                            </w:rPr>
-                            <w:t>de</w:t>
-                          </w:r>
-                          <w:r>
-                            <w:rPr>
-                              <w:rFonts w:ascii="Times New Roman" w:hAnsi="Times New Roman"/>
-                              <w:spacing w:val="9"/>
-                              <w:sz w:val="14"/>
-                            </w:rPr>
-                            <w:t xml:space="preserve"> </w:t>
-                          </w:r>
-                          <w:r>
-                            <w:rPr>
-                              <w:spacing w:val="-2"/>
-                              <w:sz w:val="14"/>
-                            </w:rPr>
-                            <w:t>Panamá</w:t>
-                          </w:r>
-                        </w:p>
-                      </w:txbxContent>
-                    </wps:txbx>
-                    <wps:bodyPr wrap="square" lIns="0" tIns="0" rIns="0" bIns="0" rtlCol="0">
-                      <a:noAutofit/>
-                    </wps:bodyPr>
-                  </wps:wsp>
-                </a:graphicData>
-              </a:graphic>
-            </wp:anchor>
-          </w:drawing>
-        </mc:Choice>
-        <mc:Fallback>
-          <w:pict>
-            <v:shapetype w14:anchorId="10533769" id="_x0000_t202" coordsize="21600,21600" o:spt="202" path="m,l,21600r21600,l21600,xe">
-              <v:stroke joinstyle="miter"/>
-              <v:path gradientshapeok="t" o:connecttype="rect"/>
-            </v:shapetype>
-            <v:shape id="Textbox 1" o:spid="_x0000_s1033" type="#_x0000_t202" style="position:absolute;margin-left:10.25pt;margin-top:760.55pt;width:280.6pt;height:10pt;z-index:-15847936;visibility:visible;mso-wrap-style:square;mso-wrap-distance-left:0;mso-wrap-distance-top:0;mso-wrap-distance-right:0;mso-wrap-distance-bottom:0;mso-position-horizontal:absolute;mso-position-horizontal-relative:page;mso-position-vertical:absolute;mso-position-vertical-relative:page;v-text-anchor:top" o:gfxdata="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" filled="f" stroked="f">
-              <v:textbox inset="0,0,0,0">
-                <w:txbxContent>
-                  <w:p>
-                    <w:pPr>
-                      <w:spacing w:before="18"/>
-                      <w:ind w:left="20"/>
-                      <w:rPr>
-                        <w:sz w:val="14"/>
-                      </w:rPr>
-                    </w:pPr>
-                    <w:r>
-                      <w:rPr>
-                        <w:sz w:val="14"/>
-                      </w:rPr>
-                      <w:t>Regulado</w:t>
-                    </w:r>
-                    <w:r>
-                      <w:rPr>
-                        <w:rFonts w:ascii="Times New Roman" w:hAnsi="Times New Roman"/>
-                        <w:spacing w:val="9"/>
-                        <w:sz w:val="14"/>
-                      </w:rPr>
-                      <w:t xml:space="preserve"> </w:t>
-                    </w:r>
-                    <w:r>
-                      <w:rPr>
-                        <w:sz w:val="14"/>
-                      </w:rPr>
-                      <w:t>y</w:t>
-                    </w:r>
-                    <w:r>
-                      <w:rPr>
-                        <w:rFonts w:ascii="Times New Roman" w:hAnsi="Times New Roman"/>
-                        <w:spacing w:val="9"/>
-                        <w:sz w:val="14"/>
-                      </w:rPr>
-                      <w:t xml:space="preserve"> </w:t>
-                    </w:r>
-                    <w:r>
-                      <w:rPr>
-                        <w:sz w:val="14"/>
-                      </w:rPr>
-                      <w:t>Supervisado</w:t>
-                    </w:r>
-                    <w:r>
-                      <w:rPr>
-                        <w:rFonts w:ascii="Times New Roman" w:hAnsi="Times New Roman"/>
-                        <w:spacing w:val="9"/>
-                        <w:sz w:val="14"/>
-                      </w:rPr>
-                      <w:t xml:space="preserve"> </w:t>
-                    </w:r>
-                    <w:r>
-                      <w:rPr>
-                        <w:sz w:val="14"/>
-                      </w:rPr>
-                      <w:t>por</w:t>
-                    </w:r>
-                    <w:r>
-                      <w:rPr>
-                        <w:rFonts w:ascii="Times New Roman" w:hAnsi="Times New Roman"/>
-                        <w:spacing w:val="9"/>
-                        <w:sz w:val="14"/>
-                      </w:rPr>
-                      <w:t xml:space="preserve"> </w:t>
-                    </w:r>
-                    <w:r>
-                      <w:rPr>
-                        <w:sz w:val="14"/>
-                      </w:rPr>
-                      <w:t>la</w:t>
-                    </w:r>
-                    <w:r>
-                      <w:rPr>
-                        <w:rFonts w:ascii="Times New Roman" w:hAnsi="Times New Roman"/>
-                        <w:spacing w:val="9"/>
-                        <w:sz w:val="14"/>
-                      </w:rPr>
-                      <w:t xml:space="preserve"> </w:t>
-                    </w:r>
-                    <w:r>
-                      <w:rPr>
-                        <w:sz w:val="14"/>
-                      </w:rPr>
-                      <w:t>Superintendencia</w:t>
-                    </w:r>
-                    <w:r>
-                      <w:rPr>
-                        <w:rFonts w:ascii="Times New Roman" w:hAnsi="Times New Roman"/>
-                        <w:spacing w:val="9"/>
-                        <w:sz w:val="14"/>
-                      </w:rPr>
-                      <w:t xml:space="preserve"> </w:t>
-                    </w:r>
-                    <w:r>
-                      <w:rPr>
-                        <w:sz w:val="14"/>
-                      </w:rPr>
-                      <w:t>de</w:t>
-                    </w:r>
-                    <w:r>
-                      <w:rPr>
-                        <w:rFonts w:ascii="Times New Roman" w:hAnsi="Times New Roman"/>
-                        <w:spacing w:val="9"/>
-                        <w:sz w:val="14"/>
-                      </w:rPr>
-                      <w:t xml:space="preserve"> </w:t>
-                    </w:r>
-                    <w:r>
-                      <w:rPr>
-                        <w:sz w:val="14"/>
-                      </w:rPr>
-                      <w:t>Seguros</w:t>
-                    </w:r>
-                    <w:r>
-                      <w:rPr>
-                        <w:rFonts w:ascii="Times New Roman" w:hAnsi="Times New Roman"/>
-                        <w:spacing w:val="9"/>
-                        <w:sz w:val="14"/>
-                      </w:rPr>
-                      <w:t xml:space="preserve"> </w:t>
-                    </w:r>
-                    <w:r>
-                      <w:rPr>
-                        <w:sz w:val="14"/>
-                      </w:rPr>
-                      <w:t>y</w:t>
-                    </w:r>
-                    <w:r>
-                      <w:rPr>
-                        <w:rFonts w:ascii="Times New Roman" w:hAnsi="Times New Roman"/>
-                        <w:spacing w:val="9"/>
-                        <w:sz w:val="14"/>
-                      </w:rPr>
-                      <w:t xml:space="preserve"> </w:t>
-                    </w:r>
-                    <w:r>
-                      <w:rPr>
-                        <w:sz w:val="14"/>
-                      </w:rPr>
-                      <w:t>Reaseguros</w:t>
-                    </w:r>
-                    <w:r>
-                      <w:rPr>
-                        <w:rFonts w:ascii="Times New Roman" w:hAnsi="Times New Roman"/>
-                        <w:spacing w:val="9"/>
-                        <w:sz w:val="14"/>
-                      </w:rPr>
-                      <w:t xml:space="preserve"> </w:t>
-                    </w:r>
-                    <w:r>
-                      <w:rPr>
-                        <w:sz w:val="14"/>
-                      </w:rPr>
-                      <w:t>de</w:t>
-                    </w:r>
-                    <w:r>
-                      <w:rPr>
-                        <w:rFonts w:ascii="Times New Roman" w:hAnsi="Times New Roman"/>
-                        <w:spacing w:val="9"/>
-                        <w:sz w:val="14"/>
-                      </w:rPr>
-                      <w:t xml:space="preserve"> </w:t>
-                    </w:r>
-                    <w:r>
-                      <w:rPr>
-                        <w:spacing w:val="-2"/>
-                        <w:sz w:val="14"/>
-                      </w:rPr>
-                      <w:t>Panamá</w:t>
-                    </w:r>
-                  </w:p>
-                </w:txbxContent>
-              </v:textbox>
-              <w10:wrap anchorx="page" anchory="page"/>
-            </v:shape>
-          </w:pict>
-        </mc:Fallback>
-      </mc:AlternateContent>
-    </w:r>
   </w:p>
 </w:ftr>
 </file>
@@ -14529,6 +14069,56 @@
     <w:uiPriority w:val="1"/>
     <w:qFormat/>
   </w:style>
+  <w:style w:type="paragraph" w:styleId="Encabezado">
+    <w:name w:val="header"/>
+    <w:basedOn w:val="Normal"/>
+    <w:link w:val="EncabezadoCar"/>
+    <w:uiPriority w:val="99"/>
+    <w:unhideWhenUsed/>
+    <w:rsid w:val="00447151"/>
+    <w:pPr>
+      <w:tabs>
+        <w:tab w:val="center" w:pos="4419"/>
+        <w:tab w:val="right" w:pos="8838"/>
+      </w:tabs>
+    </w:pPr>
+  </w:style>
+  <w:style w:type="character" w:customStyle="1" w:styleId="EncabezadoCar">
+    <w:name w:val="Encabezado Car"/>
+    <w:basedOn w:val="Fuentedeprrafopredeter"/>
+    <w:link w:val="Encabezado"/>
+    <w:uiPriority w:val="99"/>
+    <w:rsid w:val="00447151"/>
+    <w:rPr>
+      <w:rFonts w:ascii="Arial MT" w:eastAsia="Arial MT" w:hAnsi="Arial MT" w:cs="Arial MT"/>
+      <w:lang w:val="es-ES"/>
+    </w:rPr>
+  </w:style>
+  <w:style w:type="paragraph" w:styleId="Piedepgina">
+    <w:name w:val="footer"/>
+    <w:basedOn w:val="Normal"/>
+    <w:link w:val="PiedepginaCar"/>
+    <w:uiPriority w:val="99"/>
+    <w:unhideWhenUsed/>
+    <w:rsid w:val="00447151"/>
+    <w:pPr>
+      <w:tabs>
+        <w:tab w:val="center" w:pos="4419"/>
+        <w:tab w:val="right" w:pos="8838"/>
+      </w:tabs>
+    </w:pPr>
+  </w:style>
+  <w:style w:type="character" w:customStyle="1" w:styleId="PiedepginaCar">
+    <w:name w:val="Pie de página Car"/>
+    <w:basedOn w:val="Fuentedeprrafopredeter"/>
+    <w:link w:val="Piedepgina"/>
+    <w:uiPriority w:val="99"/>
+    <w:rsid w:val="00447151"/>
+    <w:rPr>
+      <w:rFonts w:ascii="Arial MT" w:eastAsia="Arial MT" w:hAnsi="Arial MT" w:cs="Arial MT"/>
+      <w:lang w:val="es-ES"/>
+    </w:rPr>
+  </w:style>
 </w:styles>
 </file>
 

--- a/Reportes/poliza_enfermedades_graves.docx
+++ b/Reportes/poliza_enfermedades_graves.docx
@@ -12340,7 +12340,23 @@
                 <w:sz w:val="12"/>
                 <w:szCs w:val="12"/>
               </w:rPr>
-              <w:t>(*) La suma de los porcentajes de participación de todos los beneficiarios deberá corresponder al 100%. (**) Esta información aplica sólo si usted ha aceptado el Seguro de Préstamo Jubilado Protegido.</w:t>
+              <w:t xml:space="preserve">(*) La suma de los porcentajes de participación de todos los beneficiarios deberá corresponder al 100%. </w:t>
+            </w:r>
+          </w:p>
+          <w:p>
+            <w:pPr>
+              <w:pStyle w:val="TableParagraph"/>
+              <w:rPr>
+                <w:sz w:val="12"/>
+                <w:szCs w:val="12"/>
+              </w:rPr>
+            </w:pPr>
+            <w:r>
+              <w:rPr>
+                <w:sz w:val="12"/>
+                <w:szCs w:val="12"/>
+              </w:rPr>
+              <w:t>(**) Esta información aplica sólo si usted ha aceptado el Seguro de Préstamo Jubilado Protegido.</w:t>
             </w:r>
           </w:p>
         </w:tc>
@@ -12697,7 +12713,7 @@
                 </mc:Choice>
                 <mc:Fallback>
                   <w:pict>
-                    <v:group w14:anchorId="24C94F14" id="Group 13" o:spid="_x0000_s1026" style="width:200.75pt;height:1pt;mso-position-horizontal-relative:char;mso-position-vertical-relative:line" coordsize="25495,127" o:gfxdata="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">
+                    <v:group w14:anchorId="0CD82D99" id="Group 13" o:spid="_x0000_s1026" style="width:200.75pt;height:1pt;mso-position-horizontal-relative:char;mso-position-vertical-relative:line" coordsize="25495,127" o:gfxdata="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">
                       <v:shape id="Graphic 14" o:spid="_x0000_s1027" style="position:absolute;top:63;width:25495;height:13;visibility:visible;mso-wrap-style:square;v-text-anchor:top" coordsize="2549525,1270" o:gfxdata="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" path="m,l2549525,e" filled="f" strokeweight="1pt">
                         <v:path arrowok="t"/>
                       </v:shape>
@@ -12725,8 +12741,10 @@
                 <w:position w:val="2"/>
                 <w:sz w:val="14"/>
               </w:rPr>
-              <w:t xml:space="preserve">      </w:t>
-            </w:r>
+              <w:t xml:space="preserve">      {</w:t>
+            </w:r>
+            <w:proofErr w:type="spellStart"/>
+            <w:proofErr w:type="gramStart"/>
             <w:r>
               <w:rPr>
                 <w:rFonts w:ascii="Arial"/>
@@ -12734,10 +12752,10 @@
                 <w:position w:val="2"/>
                 <w:sz w:val="14"/>
               </w:rPr>
-              <w:t>{</w:t>
-            </w:r>
-            <w:proofErr w:type="spellStart"/>
-            <w:proofErr w:type="gramStart"/>
+              <w:t>custom.Tenedor</w:t>
+            </w:r>
+            <w:proofErr w:type="spellEnd"/>
+            <w:proofErr w:type="gramEnd"/>
             <w:r>
               <w:rPr>
                 <w:rFonts w:ascii="Arial"/>
@@ -12745,17 +12763,6 @@
                 <w:position w:val="2"/>
                 <w:sz w:val="14"/>
               </w:rPr>
-              <w:t>custom.Tenedor</w:t>
-            </w:r>
-            <w:proofErr w:type="spellEnd"/>
-            <w:proofErr w:type="gramEnd"/>
-            <w:r>
-              <w:rPr>
-                <w:rFonts w:ascii="Arial"/>
-                <w:b/>
-                <w:position w:val="2"/>
-                <w:sz w:val="14"/>
-              </w:rPr>
               <w:t>}</w:t>
             </w:r>
           </w:p>
@@ -12773,15 +12780,7 @@
                 <w:b/>
                 <w:sz w:val="14"/>
               </w:rPr>
-              <w:t xml:space="preserve">      </w:t>
-            </w:r>
-            <w:r>
-              <w:rPr>
-                <w:rFonts w:ascii="Arial" w:hAnsi="Arial"/>
-                <w:b/>
-                <w:sz w:val="14"/>
-              </w:rPr>
-              <w:t>No.</w:t>
+              <w:t xml:space="preserve">      No.</w:t>
             </w:r>
             <w:r>
               <w:rPr>
@@ -12933,7 +12932,7 @@
                 </mc:Choice>
                 <mc:Fallback>
                   <w:pict>
-                    <v:group w14:anchorId="131C72F3" id="Group 18" o:spid="_x0000_s1026" style="width:155.25pt;height:3.6pt;mso-position-horizontal-relative:char;mso-position-vertical-relative:line" coordsize="13843,127" o:gfxdata="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">
+                    <v:group w14:anchorId="3D1B1D01" id="Group 18" o:spid="_x0000_s1026" style="width:155.25pt;height:3.6pt;mso-position-horizontal-relative:char;mso-position-vertical-relative:line" coordsize="13843,127" o:gfxdata="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">
                       <v:shape id="Graphic 19" o:spid="_x0000_s1027" style="position:absolute;top:63;width:13843;height:13;visibility:visible;mso-wrap-style:square;v-text-anchor:top" coordsize="1384300,1270" o:gfxdata="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" path="m,l1384300,e" filled="f" strokeweight="1pt">
                         <v:path arrowok="t"/>
                       </v:shape>
@@ -13093,7 +13092,7 @@
                 </mc:Choice>
                 <mc:Fallback>
                   <w:pict>
-                    <v:group w14:anchorId="1BBFD1B7" id="Group 18" o:spid="_x0000_s1026" style="width:109pt;height:1pt;mso-position-horizontal-relative:char;mso-position-vertical-relative:line" coordsize="13843,127" o:gfxdata="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">
+                    <v:group w14:anchorId="69A22506" id="Group 18" o:spid="_x0000_s1026" style="width:109pt;height:1pt;mso-position-horizontal-relative:char;mso-position-vertical-relative:line" coordsize="13843,127" o:gfxdata="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">
                       <v:shape id="Graphic 19" o:spid="_x0000_s1027" style="position:absolute;top:63;width:13843;height:13;visibility:visible;mso-wrap-style:square;v-text-anchor:top" coordsize="1384300,1270" o:gfxdata="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" path="m,l1384300,e" filled="f" strokeweight="1pt">
                         <v:path arrowok="t"/>
                       </v:shape>
